--- a/templates/idtemp3.docx
+++ b/templates/idtemp3.docx
@@ -7,21 +7,88 @@
         <w:rPr>
           <w:noProof/>
         </w:rPr>
+        <w:drawing>
+          <wp:anchor distT="0" distB="0" distL="114300" distR="114300" simplePos="0" relativeHeight="251693056" behindDoc="1" locked="0" layoutInCell="1" allowOverlap="1" wp14:anchorId="2EF2FC0B" wp14:editId="2433C943">
+            <wp:simplePos x="0" y="0"/>
+            <wp:positionH relativeFrom="margin">
+              <wp:posOffset>-844550</wp:posOffset>
+            </wp:positionH>
+            <wp:positionV relativeFrom="paragraph">
+              <wp:posOffset>-17145</wp:posOffset>
+            </wp:positionV>
+            <wp:extent cx="10541000" cy="3220085"/>
+            <wp:effectExtent l="0" t="0" r="0" b="0"/>
+            <wp:wrapNone/>
+            <wp:docPr id="4" name="Picture 4"/>
+            <wp:cNvGraphicFramePr>
+              <a:graphicFrameLocks xmlns:a="http://schemas.openxmlformats.org/drawingml/2006/main" noChangeAspect="1"/>
+            </wp:cNvGraphicFramePr>
+            <a:graphic xmlns:a="http://schemas.openxmlformats.org/drawingml/2006/main">
+              <a:graphicData uri="http://schemas.openxmlformats.org/drawingml/2006/picture">
+                <pic:pic xmlns:pic="http://schemas.openxmlformats.org/drawingml/2006/picture">
+                  <pic:nvPicPr>
+                    <pic:cNvPr id="4" name="Picture 4"/>
+                    <pic:cNvPicPr/>
+                  </pic:nvPicPr>
+                  <pic:blipFill rotWithShape="1">
+                    <a:blip r:embed="rId4" cstate="print">
+                      <a:extLst>
+                        <a:ext uri="{28A0092B-C50C-407E-A947-70E740481C1C}">
+                          <a14:useLocalDpi xmlns:a14="http://schemas.microsoft.com/office/drawing/2010/main" val="0"/>
+                        </a:ext>
+                      </a:extLst>
+                    </a:blip>
+                    <a:srcRect l="1" r="635"/>
+                    <a:stretch/>
+                  </pic:blipFill>
+                  <pic:spPr bwMode="auto">
+                    <a:xfrm>
+                      <a:off x="0" y="0"/>
+                      <a:ext cx="10541000" cy="3220085"/>
+                    </a:xfrm>
+                    <a:prstGeom prst="rect">
+                      <a:avLst/>
+                    </a:prstGeom>
+                    <a:ln>
+                      <a:noFill/>
+                    </a:ln>
+                    <a:extLst>
+                      <a:ext uri="{53640926-AAD7-44D8-BBD7-CCE9431645EC}">
+                        <a14:shadowObscured xmlns:a14="http://schemas.microsoft.com/office/drawing/2010/main"/>
+                      </a:ext>
+                    </a:extLst>
+                  </pic:spPr>
+                </pic:pic>
+              </a:graphicData>
+            </a:graphic>
+            <wp14:sizeRelH relativeFrom="margin">
+              <wp14:pctWidth>0</wp14:pctWidth>
+            </wp14:sizeRelH>
+            <wp14:sizeRelV relativeFrom="margin">
+              <wp14:pctHeight>0</wp14:pctHeight>
+            </wp14:sizeRelV>
+          </wp:anchor>
+        </w:drawing>
+      </w:r>
+      <w:r>
+        <w:rPr>
+          <w:noProof/>
+        </w:rPr>
         <mc:AlternateContent>
           <mc:Choice Requires="wps">
             <w:drawing>
-              <wp:anchor distT="0" distB="0" distL="114300" distR="114300" simplePos="0" relativeHeight="251699200" behindDoc="1" locked="0" layoutInCell="1" allowOverlap="1" wp14:anchorId="5BD47705" wp14:editId="788D5B48">
+              <wp:anchor distT="0" distB="0" distL="114300" distR="114300" simplePos="0" relativeHeight="251697152" behindDoc="1" locked="0" layoutInCell="1" allowOverlap="1" wp14:anchorId="35A63242" wp14:editId="0EAAB1C4">
                 <wp:simplePos x="0" y="0"/>
                 <wp:positionH relativeFrom="page">
-                  <wp:posOffset>5486400</wp:posOffset>
+                  <wp:posOffset>63500</wp:posOffset>
                 </wp:positionH>
                 <wp:positionV relativeFrom="paragraph">
-                  <wp:posOffset>-93566</wp:posOffset>
+                  <wp:posOffset>-48895</wp:posOffset>
                 </wp:positionV>
-                <wp:extent cx="5136432" cy="3311580"/>
-                <wp:effectExtent l="152400" t="152400" r="179070" b="174625"/>
+                <wp:extent cx="10598150" cy="3311525"/>
+                <wp:effectExtent l="152400" t="152400" r="165100" b="174625"/>
                 <wp:wrapNone/>
-                <wp:docPr id="22" name="Rectangle 22"/>
+                <wp:docPr id="21" name="Rectangle 21"/>
                 <wp:cNvGraphicFramePr/>
                 <a:graphic xmlns:a="http://schemas.openxmlformats.org/drawingml/2006/main">
                   <a:graphicData uri="http://schemas.microsoft.com/office/word/2010/wordprocessingShape">
@@ -30,7 +97,7 @@
                       <wps:spPr>
                         <a:xfrm>
                           <a:off x="0" y="0"/>
-                          <a:ext cx="5136432" cy="3311580"/>
+                          <a:ext cx="10598150" cy="3311525"/>
                         </a:xfrm>
                         <a:prstGeom prst="rect">
                           <a:avLst/>
@@ -78,7 +145,7 @@
           </mc:Choice>
           <mc:Fallback>
             <w:pict>
-              <v:rect w14:anchorId="4A678366" id="Rectangle 22" o:spid="_x0000_s1026" style="position:absolute;margin-left:6in;margin-top:-7.35pt;width:404.45pt;height:260.75pt;z-index:-251617280;visibility:visible;mso-wrap-style:square;mso-width-percent:0;mso-height-percent:0;mso-wrap-distance-left:9pt;mso-wrap-distance-top:0;mso-wrap-distance-right:9pt;mso-wrap-distance-bottom:0;mso-position-horizontal:absolute;mso-position-horizontal-relative:page;mso-position-vertical:absolute;mso-position-vertical-relative:text;mso-width-percent:0;mso-height-percent:0;mso-width-relative:margin;mso-height-relative:margin;v-text-anchor:middle" o:gfxdata="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" filled="f" strokecolor="#5fd900" strokeweight="24.75pt">
+              <v:rect w14:anchorId="64E14AC1" id="Rectangle 21" o:spid="_x0000_s1026" style="position:absolute;margin-left:5pt;margin-top:-3.85pt;width:834.5pt;height:260.75pt;z-index:-251619328;visibility:visible;mso-wrap-style:square;mso-width-percent:0;mso-height-percent:0;mso-wrap-distance-left:9pt;mso-wrap-distance-top:0;mso-wrap-distance-right:9pt;mso-wrap-distance-bottom:0;mso-position-horizontal:absolute;mso-position-horizontal-relative:page;mso-position-vertical:absolute;mso-position-vertical-relative:text;mso-width-percent:0;mso-height-percent:0;mso-width-relative:margin;mso-height-relative:margin;v-text-anchor:middle" o:gfxdata="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" filled="f" strokecolor="#5fd900" strokeweight="24.75pt">
                 <w10:wrap anchorx="page"/>
               </v:rect>
             </w:pict>
@@ -89,303 +156,8 @@
         <w:rPr>
           <w:noProof/>
         </w:rPr>
-        <mc:AlternateContent>
-          <mc:Choice Requires="wps">
-            <w:drawing>
-              <wp:anchor distT="0" distB="0" distL="114300" distR="114300" simplePos="0" relativeHeight="251697152" behindDoc="1" locked="0" layoutInCell="1" allowOverlap="1" wp14:anchorId="35A63242" wp14:editId="47263277">
-                <wp:simplePos x="0" y="0"/>
-                <wp:positionH relativeFrom="page">
-                  <wp:posOffset>66344</wp:posOffset>
-                </wp:positionH>
-                <wp:positionV relativeFrom="paragraph">
-                  <wp:posOffset>-51435</wp:posOffset>
-                </wp:positionV>
-                <wp:extent cx="5214731" cy="3311580"/>
-                <wp:effectExtent l="152400" t="152400" r="176530" b="174625"/>
-                <wp:wrapNone/>
-                <wp:docPr id="21" name="Rectangle 21"/>
-                <wp:cNvGraphicFramePr/>
-                <a:graphic xmlns:a="http://schemas.openxmlformats.org/drawingml/2006/main">
-                  <a:graphicData uri="http://schemas.microsoft.com/office/word/2010/wordprocessingShape">
-                    <wps:wsp>
-                      <wps:cNvSpPr/>
-                      <wps:spPr>
-                        <a:xfrm>
-                          <a:off x="0" y="0"/>
-                          <a:ext cx="5214731" cy="3311580"/>
-                        </a:xfrm>
-                        <a:prstGeom prst="rect">
-                          <a:avLst/>
-                        </a:prstGeom>
-                        <a:noFill/>
-                        <a:ln w="314325">
-                          <a:solidFill>
-                            <a:srgbClr val="5FD900"/>
-                          </a:solidFill>
-                        </a:ln>
-                      </wps:spPr>
-                      <wps:style>
-                        <a:lnRef idx="2">
-                          <a:schemeClr val="accent1">
-                            <a:shade val="50000"/>
-                          </a:schemeClr>
-                        </a:lnRef>
-                        <a:fillRef idx="1">
-                          <a:schemeClr val="accent1"/>
-                        </a:fillRef>
-                        <a:effectRef idx="0">
-                          <a:schemeClr val="accent1"/>
-                        </a:effectRef>
-                        <a:fontRef idx="minor">
-                          <a:schemeClr val="lt1"/>
-                        </a:fontRef>
-                      </wps:style>
-                      <wps:bodyPr rot="0" spcFirstLastPara="0" vertOverflow="overflow" horzOverflow="overflow" vert="horz" wrap="square" lIns="91440" tIns="45720" rIns="91440" bIns="45720" numCol="1" spcCol="0" rtlCol="0" fromWordArt="0" anchor="ctr" anchorCtr="0" forceAA="0" compatLnSpc="1">
-                        <a:prstTxWarp prst="textNoShape">
-                          <a:avLst/>
-                        </a:prstTxWarp>
-                        <a:noAutofit/>
-                      </wps:bodyPr>
-                    </wps:wsp>
-                  </a:graphicData>
-                </a:graphic>
-                <wp14:sizeRelH relativeFrom="margin">
-                  <wp14:pctWidth>0</wp14:pctWidth>
-                </wp14:sizeRelH>
-                <wp14:sizeRelV relativeFrom="margin">
-                  <wp14:pctHeight>0</wp14:pctHeight>
-                </wp14:sizeRelV>
-              </wp:anchor>
-            </w:drawing>
-          </mc:Choice>
-          <mc:Fallback>
-            <w:pict>
-              <v:rect w14:anchorId="4392988E" id="Rectangle 21" o:spid="_x0000_s1026" style="position:absolute;margin-left:5.2pt;margin-top:-4.05pt;width:410.6pt;height:260.75pt;z-index:-251619328;visibility:visible;mso-wrap-style:square;mso-width-percent:0;mso-height-percent:0;mso-wrap-distance-left:9pt;mso-wrap-distance-top:0;mso-wrap-distance-right:9pt;mso-wrap-distance-bottom:0;mso-position-horizontal:absolute;mso-position-horizontal-relative:page;mso-position-vertical:absolute;mso-position-vertical-relative:text;mso-width-percent:0;mso-height-percent:0;mso-width-relative:margin;mso-height-relative:margin;v-text-anchor:middle" o:gfxdata="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" filled="f" strokecolor="#5fd900" strokeweight="24.75pt">
-                <w10:wrap anchorx="page"/>
-              </v:rect>
-            </w:pict>
-          </mc:Fallback>
-        </mc:AlternateContent>
-      </w:r>
-      <w:r>
-        <w:rPr>
-          <w:noProof/>
-        </w:rPr>
-        <mc:AlternateContent>
-          <mc:Choice Requires="wps">
-            <w:drawing>
-              <wp:anchor distT="0" distB="0" distL="114300" distR="114300" simplePos="0" relativeHeight="251658239" behindDoc="1" locked="0" layoutInCell="1" allowOverlap="1" wp14:anchorId="22642668" wp14:editId="35616B35">
-                <wp:simplePos x="0" y="0"/>
-                <wp:positionH relativeFrom="margin">
-                  <wp:align>center</wp:align>
-                </wp:positionH>
-                <wp:positionV relativeFrom="paragraph">
-                  <wp:posOffset>-253917</wp:posOffset>
-                </wp:positionV>
-                <wp:extent cx="10797540" cy="4412339"/>
-                <wp:effectExtent l="0" t="0" r="22860" b="26670"/>
-                <wp:wrapNone/>
-                <wp:docPr id="2" name="Rectangle 2"/>
-                <wp:cNvGraphicFramePr/>
-                <a:graphic xmlns:a="http://schemas.openxmlformats.org/drawingml/2006/main">
-                  <a:graphicData uri="http://schemas.microsoft.com/office/word/2010/wordprocessingShape">
-                    <wps:wsp>
-                      <wps:cNvSpPr/>
-                      <wps:spPr>
-                        <a:xfrm>
-                          <a:off x="0" y="0"/>
-                          <a:ext cx="10797540" cy="4412339"/>
-                        </a:xfrm>
-                        <a:prstGeom prst="rect">
-                          <a:avLst/>
-                        </a:prstGeom>
-                        <a:solidFill>
-                          <a:srgbClr val="5FD900"/>
-                        </a:solidFill>
-                      </wps:spPr>
-                      <wps:style>
-                        <a:lnRef idx="2">
-                          <a:schemeClr val="accent1">
-                            <a:shade val="50000"/>
-                          </a:schemeClr>
-                        </a:lnRef>
-                        <a:fillRef idx="1">
-                          <a:schemeClr val="accent1"/>
-                        </a:fillRef>
-                        <a:effectRef idx="0">
-                          <a:schemeClr val="accent1"/>
-                        </a:effectRef>
-                        <a:fontRef idx="minor">
-                          <a:schemeClr val="lt1"/>
-                        </a:fontRef>
-                      </wps:style>
-                      <wps:bodyPr rot="0" spcFirstLastPara="0" vertOverflow="overflow" horzOverflow="overflow" vert="horz" wrap="square" lIns="91440" tIns="45720" rIns="91440" bIns="45720" numCol="1" spcCol="0" rtlCol="0" fromWordArt="0" anchor="ctr" anchorCtr="0" forceAA="0" compatLnSpc="1">
-                        <a:prstTxWarp prst="textNoShape">
-                          <a:avLst/>
-                        </a:prstTxWarp>
-                        <a:noAutofit/>
-                      </wps:bodyPr>
-                    </wps:wsp>
-                  </a:graphicData>
-                </a:graphic>
-                <wp14:sizeRelH relativeFrom="margin">
-                  <wp14:pctWidth>0</wp14:pctWidth>
-                </wp14:sizeRelH>
-                <wp14:sizeRelV relativeFrom="margin">
-                  <wp14:pctHeight>0</wp14:pctHeight>
-                </wp14:sizeRelV>
-              </wp:anchor>
-            </w:drawing>
-          </mc:Choice>
-          <mc:Fallback>
-            <w:pict>
-              <v:rect w14:anchorId="3778EC8F" id="Rectangle 2" o:spid="_x0000_s1026" style="position:absolute;margin-left:0;margin-top:-20pt;width:850.2pt;height:347.45pt;z-index:-251658241;visibility:visible;mso-wrap-style:square;mso-width-percent:0;mso-height-percent:0;mso-wrap-distance-left:9pt;mso-wrap-distance-top:0;mso-wrap-distance-right:9pt;mso-wrap-distance-bottom:0;mso-position-horizontal:center;mso-position-horizontal-relative:margin;mso-position-vertical:absolute;mso-position-vertical-relative:text;mso-width-percent:0;mso-height-percent:0;mso-width-relative:margin;mso-height-relative:margin;v-text-anchor:middle" o:gfxdata="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" fillcolor="#5fd900" strokecolor="#1f3763 [1604]" strokeweight="1pt">
-                <w10:wrap anchorx="margin"/>
-              </v:rect>
-            </w:pict>
-          </mc:Fallback>
-        </mc:AlternateContent>
-      </w:r>
-      <w:r>
-        <w:rPr>
-          <w:noProof/>
-        </w:rPr>
         <w:drawing>
-          <wp:anchor distT="0" distB="0" distL="114300" distR="114300" simplePos="0" relativeHeight="251695104" behindDoc="1" locked="0" layoutInCell="1" allowOverlap="1" wp14:anchorId="250D09E7" wp14:editId="2782474B">
-            <wp:simplePos x="0" y="0"/>
-            <wp:positionH relativeFrom="margin">
-              <wp:posOffset>4579316</wp:posOffset>
-            </wp:positionH>
-            <wp:positionV relativeFrom="paragraph">
-              <wp:posOffset>-34290</wp:posOffset>
-            </wp:positionV>
-            <wp:extent cx="5128260" cy="3220085"/>
-            <wp:effectExtent l="0" t="0" r="0" b="0"/>
-            <wp:wrapNone/>
-            <wp:docPr id="20" name="Picture 20"/>
-            <wp:cNvGraphicFramePr>
-              <a:graphicFrameLocks xmlns:a="http://schemas.openxmlformats.org/drawingml/2006/main" noChangeAspect="1"/>
-            </wp:cNvGraphicFramePr>
-            <a:graphic xmlns:a="http://schemas.openxmlformats.org/drawingml/2006/main">
-              <a:graphicData uri="http://schemas.openxmlformats.org/drawingml/2006/picture">
-                <pic:pic xmlns:pic="http://schemas.openxmlformats.org/drawingml/2006/picture">
-                  <pic:nvPicPr>
-                    <pic:cNvPr id="4" name="Picture 4"/>
-                    <pic:cNvPicPr/>
-                  </pic:nvPicPr>
-                  <pic:blipFill rotWithShape="1">
-                    <a:blip r:embed="rId4" cstate="print">
-                      <a:extLst>
-                        <a:ext uri="{28A0092B-C50C-407E-A947-70E740481C1C}">
-                          <a14:useLocalDpi xmlns:a14="http://schemas.microsoft.com/office/drawing/2010/main" val="0"/>
-                        </a:ext>
-                      </a:extLst>
-                    </a:blip>
-                    <a:srcRect l="51658" t="-494" b="494"/>
-                    <a:stretch/>
-                  </pic:blipFill>
-                  <pic:spPr bwMode="auto">
-                    <a:xfrm>
-                      <a:off x="0" y="0"/>
-                      <a:ext cx="5128260" cy="3220085"/>
-                    </a:xfrm>
-                    <a:prstGeom prst="rect">
-                      <a:avLst/>
-                    </a:prstGeom>
-                    <a:ln>
-                      <a:noFill/>
-                    </a:ln>
-                    <a:extLst>
-                      <a:ext uri="{53640926-AAD7-44D8-BBD7-CCE9431645EC}">
-                        <a14:shadowObscured xmlns:a14="http://schemas.microsoft.com/office/drawing/2010/main"/>
-                      </a:ext>
-                    </a:extLst>
-                  </pic:spPr>
-                </pic:pic>
-              </a:graphicData>
-            </a:graphic>
-            <wp14:sizeRelH relativeFrom="margin">
-              <wp14:pctWidth>0</wp14:pctWidth>
-            </wp14:sizeRelH>
-            <wp14:sizeRelV relativeFrom="margin">
-              <wp14:pctHeight>0</wp14:pctHeight>
-            </wp14:sizeRelV>
-          </wp:anchor>
-        </w:drawing>
-      </w:r>
-      <w:r>
-        <w:rPr>
-          <w:noProof/>
-        </w:rPr>
-        <w:drawing>
-          <wp:anchor distT="0" distB="0" distL="114300" distR="114300" simplePos="0" relativeHeight="251693056" behindDoc="1" locked="0" layoutInCell="1" allowOverlap="1" wp14:anchorId="2EF2FC0B" wp14:editId="536C3362">
-            <wp:simplePos x="0" y="0"/>
-            <wp:positionH relativeFrom="margin">
-              <wp:posOffset>-846151</wp:posOffset>
-            </wp:positionH>
-            <wp:positionV relativeFrom="paragraph">
-              <wp:posOffset>-18415</wp:posOffset>
-            </wp:positionV>
-            <wp:extent cx="5128260" cy="3220085"/>
-            <wp:effectExtent l="0" t="0" r="0" b="0"/>
-            <wp:wrapNone/>
-            <wp:docPr id="4" name="Picture 4"/>
-            <wp:cNvGraphicFramePr>
-              <a:graphicFrameLocks xmlns:a="http://schemas.openxmlformats.org/drawingml/2006/main" noChangeAspect="1"/>
-            </wp:cNvGraphicFramePr>
-            <a:graphic xmlns:a="http://schemas.openxmlformats.org/drawingml/2006/main">
-              <a:graphicData uri="http://schemas.openxmlformats.org/drawingml/2006/picture">
-                <pic:pic xmlns:pic="http://schemas.openxmlformats.org/drawingml/2006/picture">
-                  <pic:nvPicPr>
-                    <pic:cNvPr id="4" name="Picture 4"/>
-                    <pic:cNvPicPr/>
-                  </pic:nvPicPr>
-                  <pic:blipFill rotWithShape="1">
-                    <a:blip r:embed="rId4" cstate="print">
-                      <a:extLst>
-                        <a:ext uri="{28A0092B-C50C-407E-A947-70E740481C1C}">
-                          <a14:useLocalDpi xmlns:a14="http://schemas.microsoft.com/office/drawing/2010/main" val="0"/>
-                        </a:ext>
-                      </a:extLst>
-                    </a:blip>
-                    <a:srcRect r="51658"/>
-                    <a:stretch/>
-                  </pic:blipFill>
-                  <pic:spPr bwMode="auto">
-                    <a:xfrm>
-                      <a:off x="0" y="0"/>
-                      <a:ext cx="5128260" cy="3220085"/>
-                    </a:xfrm>
-                    <a:prstGeom prst="rect">
-                      <a:avLst/>
-                    </a:prstGeom>
-                    <a:ln>
-                      <a:noFill/>
-                    </a:ln>
-                    <a:extLst>
-                      <a:ext uri="{53640926-AAD7-44D8-BBD7-CCE9431645EC}">
-                        <a14:shadowObscured xmlns:a14="http://schemas.microsoft.com/office/drawing/2010/main"/>
-                      </a:ext>
-                    </a:extLst>
-                  </pic:spPr>
-                </pic:pic>
-              </a:graphicData>
-            </a:graphic>
-            <wp14:sizeRelH relativeFrom="margin">
-              <wp14:pctWidth>0</wp14:pctWidth>
-            </wp14:sizeRelH>
-            <wp14:sizeRelV relativeFrom="margin">
-              <wp14:pctHeight>0</wp14:pctHeight>
-            </wp14:sizeRelV>
-          </wp:anchor>
-        </w:drawing>
-      </w:r>
-      <w:r>
-        <w:rPr>
-          <w:noProof/>
-        </w:rPr>
-        <w:drawing>
-          <wp:anchor distT="0" distB="0" distL="114300" distR="114300" simplePos="0" relativeHeight="251685888" behindDoc="0" locked="0" layoutInCell="1" allowOverlap="1" wp14:anchorId="0E78DF1C" wp14:editId="1371FA1A">
+          <wp:anchor distT="0" distB="0" distL="114300" distR="114300" simplePos="0" relativeHeight="251685888" behindDoc="0" locked="0" layoutInCell="1" allowOverlap="1" wp14:anchorId="0E78DF1C" wp14:editId="788BEFAE">
             <wp:simplePos x="0" y="0"/>
             <wp:positionH relativeFrom="column">
               <wp:posOffset>-355600</wp:posOffset>

--- a/templates/idtemp3.docx
+++ b/templates/idtemp3.docx
@@ -1,6 +1,7 @@
 
 <file path=word/document.xml><?xml version="1.0" encoding="utf-8"?>
 <w:document xmlns:wpc="http://schemas.microsoft.com/office/word/2010/wordprocessingCanvas" xmlns:cx="http://schemas.microsoft.com/office/drawing/2014/chartex" xmlns:cx1="http://schemas.microsoft.com/office/drawing/2015/9/8/chartex" xmlns:cx2="http://schemas.microsoft.com/office/drawing/2015/10/21/chartex" xmlns:cx3="http://schemas.microsoft.com/office/drawing/2016/5/9/chartex" xmlns:cx4="http://schemas.microsoft.com/office/drawing/2016/5/10/chartex" xmlns:cx5="http://schemas.microsoft.com/office/drawing/2016/5/11/chartex" xmlns:cx6="http://schemas.microsoft.com/office/drawing/2016/5/12/chartex" xmlns:cx7="http://schemas.microsoft.com/office/drawing/2016/5/13/chartex" xmlns:cx8="http://schemas.microsoft.com/office/drawing/2016/5/14/chartex" xmlns:mc="http://schemas.openxmlformats.org/markup-compatibility/2006" xmlns:aink="http://schemas.microsoft.com/office/drawing/2016/ink" xmlns:am3d="http://schemas.microsoft.com/office/drawing/2017/model3d" xmlns:o="urn:schemas-microsoft-com:office:office" xmlns:r="http://schemas.openxmlformats.org/officeDocument/2006/relationships" xmlns:m="http://schemas.openxmlformats.org/officeDocument/2006/math" xmlns:v="urn:schemas-microsoft-com:vml" xmlns:wp14="http://schemas.microsoft.com/office/word/2010/wordprocessingDrawing" xmlns:wp="http://schemas.openxmlformats.org/drawingml/2006/wordprocessingDrawing" xmlns:w10="urn:schemas-microsoft-com:office:word" xmlns:w="http://schemas.openxmlformats.org/wordprocessingml/2006/main" xmlns:w14="http://schemas.microsoft.com/office/word/2010/wordml" xmlns:w15="http://schemas.microsoft.com/office/word/2012/wordml" xmlns:w16cex="http://schemas.microsoft.com/office/word/2018/wordml/cex" xmlns:w16cid="http://schemas.microsoft.com/office/word/2016/wordml/cid" xmlns:w16="http://schemas.microsoft.com/office/word/2018/wordml" xmlns:w16sdtdh="http://schemas.microsoft.com/office/word/2020/wordml/sdtdatahash" xmlns:w16se="http://schemas.microsoft.com/office/word/2015/wordml/symex" xmlns:wpg="http://schemas.microsoft.com/office/word/2010/wordprocessingGroup" xmlns:wpi="http://schemas.microsoft.com/office/word/2010/wordprocessingInk" xmlns:wne="http://schemas.microsoft.com/office/word/2006/wordml" xmlns:wps="http://schemas.microsoft.com/office/word/2010/wordprocessingShape" mc:Ignorable="w14 w15 w16se w16cid w16 w16cex w16sdtdh wp14">
+  <w:background w:color="A0C1BA"/>
   <w:body>
     <w:p>
       <w:r>
@@ -8,18 +9,18 @@
           <w:noProof/>
         </w:rPr>
         <w:drawing>
-          <wp:anchor distT="0" distB="0" distL="114300" distR="114300" simplePos="0" relativeHeight="251693056" behindDoc="1" locked="0" layoutInCell="1" allowOverlap="1" wp14:anchorId="2EF2FC0B" wp14:editId="2433C943">
+          <wp:anchor distT="0" distB="0" distL="114300" distR="114300" simplePos="0" relativeHeight="251660287" behindDoc="0" locked="0" layoutInCell="1" allowOverlap="1" wp14:anchorId="30EB85A4" wp14:editId="1536462C">
             <wp:simplePos x="0" y="0"/>
-            <wp:positionH relativeFrom="margin">
-              <wp:posOffset>-844550</wp:posOffset>
+            <wp:positionH relativeFrom="page">
+              <wp:posOffset>39370</wp:posOffset>
             </wp:positionH>
             <wp:positionV relativeFrom="paragraph">
-              <wp:posOffset>-17145</wp:posOffset>
+              <wp:posOffset>0</wp:posOffset>
             </wp:positionV>
-            <wp:extent cx="10541000" cy="3220085"/>
-            <wp:effectExtent l="0" t="0" r="0" b="0"/>
-            <wp:wrapNone/>
-            <wp:docPr id="4" name="Picture 4"/>
+            <wp:extent cx="10602595" cy="3217545"/>
+            <wp:effectExtent l="0" t="0" r="8255" b="1905"/>
+            <wp:wrapTopAndBottom/>
+            <wp:docPr id="12" name="Picture 12"/>
             <wp:cNvGraphicFramePr>
               <a:graphicFrameLocks xmlns:a="http://schemas.openxmlformats.org/drawingml/2006/main" noChangeAspect="1"/>
             </wp:cNvGraphicFramePr>
@@ -27,10 +28,10 @@
               <a:graphicData uri="http://schemas.openxmlformats.org/drawingml/2006/picture">
                 <pic:pic xmlns:pic="http://schemas.openxmlformats.org/drawingml/2006/picture">
                   <pic:nvPicPr>
-                    <pic:cNvPr id="4" name="Picture 4"/>
+                    <pic:cNvPr id="12" name="Picture 12"/>
                     <pic:cNvPicPr/>
                   </pic:nvPicPr>
-                  <pic:blipFill rotWithShape="1">
+                  <pic:blipFill>
                     <a:blip r:embed="rId4" cstate="print">
                       <a:extLst>
                         <a:ext uri="{28A0092B-C50C-407E-A947-70E740481C1C}">
@@ -38,25 +39,18 @@
                         </a:ext>
                       </a:extLst>
                     </a:blip>
-                    <a:srcRect l="1" r="635"/>
-                    <a:stretch/>
+                    <a:stretch>
+                      <a:fillRect/>
+                    </a:stretch>
                   </pic:blipFill>
-                  <pic:spPr bwMode="auto">
+                  <pic:spPr>
                     <a:xfrm>
                       <a:off x="0" y="0"/>
-                      <a:ext cx="10541000" cy="3220085"/>
+                      <a:ext cx="10602595" cy="3217545"/>
                     </a:xfrm>
                     <a:prstGeom prst="rect">
                       <a:avLst/>
                     </a:prstGeom>
-                    <a:ln>
-                      <a:noFill/>
-                    </a:ln>
-                    <a:extLst>
-                      <a:ext uri="{53640926-AAD7-44D8-BBD7-CCE9431645EC}">
-                        <a14:shadowObscured xmlns:a14="http://schemas.microsoft.com/office/drawing/2010/main"/>
-                      </a:ext>
-                    </a:extLst>
                   </pic:spPr>
                 </pic:pic>
               </a:graphicData>
@@ -74,96 +68,14 @@
         <w:rPr>
           <w:noProof/>
         </w:rPr>
-        <mc:AlternateContent>
-          <mc:Choice Requires="wps">
-            <w:drawing>
-              <wp:anchor distT="0" distB="0" distL="114300" distR="114300" simplePos="0" relativeHeight="251697152" behindDoc="1" locked="0" layoutInCell="1" allowOverlap="1" wp14:anchorId="35A63242" wp14:editId="0EAAB1C4">
-                <wp:simplePos x="0" y="0"/>
-                <wp:positionH relativeFrom="page">
-                  <wp:posOffset>63500</wp:posOffset>
-                </wp:positionH>
-                <wp:positionV relativeFrom="paragraph">
-                  <wp:posOffset>-48895</wp:posOffset>
-                </wp:positionV>
-                <wp:extent cx="10598150" cy="3311525"/>
-                <wp:effectExtent l="152400" t="152400" r="165100" b="174625"/>
-                <wp:wrapNone/>
-                <wp:docPr id="21" name="Rectangle 21"/>
-                <wp:cNvGraphicFramePr/>
-                <a:graphic xmlns:a="http://schemas.openxmlformats.org/drawingml/2006/main">
-                  <a:graphicData uri="http://schemas.microsoft.com/office/word/2010/wordprocessingShape">
-                    <wps:wsp>
-                      <wps:cNvSpPr/>
-                      <wps:spPr>
-                        <a:xfrm>
-                          <a:off x="0" y="0"/>
-                          <a:ext cx="10598150" cy="3311525"/>
-                        </a:xfrm>
-                        <a:prstGeom prst="rect">
-                          <a:avLst/>
-                        </a:prstGeom>
-                        <a:noFill/>
-                        <a:ln w="314325">
-                          <a:solidFill>
-                            <a:srgbClr val="5FD900"/>
-                          </a:solidFill>
-                        </a:ln>
-                      </wps:spPr>
-                      <wps:style>
-                        <a:lnRef idx="2">
-                          <a:schemeClr val="accent1">
-                            <a:shade val="50000"/>
-                          </a:schemeClr>
-                        </a:lnRef>
-                        <a:fillRef idx="1">
-                          <a:schemeClr val="accent1"/>
-                        </a:fillRef>
-                        <a:effectRef idx="0">
-                          <a:schemeClr val="accent1"/>
-                        </a:effectRef>
-                        <a:fontRef idx="minor">
-                          <a:schemeClr val="lt1"/>
-                        </a:fontRef>
-                      </wps:style>
-                      <wps:bodyPr rot="0" spcFirstLastPara="0" vertOverflow="overflow" horzOverflow="overflow" vert="horz" wrap="square" lIns="91440" tIns="45720" rIns="91440" bIns="45720" numCol="1" spcCol="0" rtlCol="0" fromWordArt="0" anchor="ctr" anchorCtr="0" forceAA="0" compatLnSpc="1">
-                        <a:prstTxWarp prst="textNoShape">
-                          <a:avLst/>
-                        </a:prstTxWarp>
-                        <a:noAutofit/>
-                      </wps:bodyPr>
-                    </wps:wsp>
-                  </a:graphicData>
-                </a:graphic>
-                <wp14:sizeRelH relativeFrom="margin">
-                  <wp14:pctWidth>0</wp14:pctWidth>
-                </wp14:sizeRelH>
-                <wp14:sizeRelV relativeFrom="margin">
-                  <wp14:pctHeight>0</wp14:pctHeight>
-                </wp14:sizeRelV>
-              </wp:anchor>
-            </w:drawing>
-          </mc:Choice>
-          <mc:Fallback>
-            <w:pict>
-              <v:rect w14:anchorId="64E14AC1" id="Rectangle 21" o:spid="_x0000_s1026" style="position:absolute;margin-left:5pt;margin-top:-3.85pt;width:834.5pt;height:260.75pt;z-index:-251619328;visibility:visible;mso-wrap-style:square;mso-width-percent:0;mso-height-percent:0;mso-wrap-distance-left:9pt;mso-wrap-distance-top:0;mso-wrap-distance-right:9pt;mso-wrap-distance-bottom:0;mso-position-horizontal:absolute;mso-position-horizontal-relative:page;mso-position-vertical:absolute;mso-position-vertical-relative:text;mso-width-percent:0;mso-height-percent:0;mso-width-relative:margin;mso-height-relative:margin;v-text-anchor:middle" o:gfxdata="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" filled="f" strokecolor="#5fd900" strokeweight="24.75pt">
-                <w10:wrap anchorx="page"/>
-              </v:rect>
-            </w:pict>
-          </mc:Fallback>
-        </mc:AlternateContent>
-      </w:r>
-      <w:r>
-        <w:rPr>
-          <w:noProof/>
-        </w:rPr>
         <w:drawing>
-          <wp:anchor distT="0" distB="0" distL="114300" distR="114300" simplePos="0" relativeHeight="251685888" behindDoc="0" locked="0" layoutInCell="1" allowOverlap="1" wp14:anchorId="0E78DF1C" wp14:editId="788BEFAE">
+          <wp:anchor distT="0" distB="0" distL="114300" distR="114300" simplePos="0" relativeHeight="251685888" behindDoc="0" locked="0" layoutInCell="1" allowOverlap="1" wp14:anchorId="0E78DF1C" wp14:editId="00D7913C">
             <wp:simplePos x="0" y="0"/>
             <wp:positionH relativeFrom="column">
-              <wp:posOffset>-355600</wp:posOffset>
+              <wp:posOffset>-309880</wp:posOffset>
             </wp:positionH>
             <wp:positionV relativeFrom="paragraph">
-              <wp:posOffset>342900</wp:posOffset>
+              <wp:posOffset>380696</wp:posOffset>
             </wp:positionV>
             <wp:extent cx="1619250" cy="1612900"/>
             <wp:effectExtent l="0" t="0" r="0" b="6350"/>
@@ -213,7 +125,7 @@
         <mc:AlternateContent>
           <mc:Choice Requires="wps">
             <w:drawing>
-              <wp:anchor distT="45720" distB="45720" distL="114300" distR="114300" simplePos="0" relativeHeight="251661312" behindDoc="0" locked="0" layoutInCell="1" allowOverlap="1" wp14:anchorId="32344B30" wp14:editId="55807C31">
+              <wp:anchor distT="45720" distB="45720" distL="114300" distR="114300" simplePos="0" relativeHeight="251661312" behindDoc="0" locked="0" layoutInCell="1" allowOverlap="1" wp14:anchorId="32344B30" wp14:editId="457C862F">
                 <wp:simplePos x="0" y="0"/>
                 <wp:positionH relativeFrom="column">
                   <wp:posOffset>-476250</wp:posOffset>
@@ -453,119 +365,7 @@
         <mc:AlternateContent>
           <mc:Choice Requires="wps">
             <w:drawing>
-              <wp:anchor distT="45720" distB="45720" distL="114300" distR="114300" simplePos="0" relativeHeight="251683840" behindDoc="0" locked="0" layoutInCell="1" allowOverlap="1" wp14:anchorId="69B45CCF" wp14:editId="480DABEB">
-                <wp:simplePos x="0" y="0"/>
-                <wp:positionH relativeFrom="column">
-                  <wp:posOffset>6403340</wp:posOffset>
-                </wp:positionH>
-                <wp:positionV relativeFrom="paragraph">
-                  <wp:posOffset>1474470</wp:posOffset>
-                </wp:positionV>
-                <wp:extent cx="1363980" cy="102235"/>
-                <wp:effectExtent l="0" t="0" r="7620" b="12065"/>
-                <wp:wrapSquare wrapText="bothSides"/>
-                <wp:docPr id="1" name="Text Box 2"/>
-                <wp:cNvGraphicFramePr>
-                  <a:graphicFrameLocks xmlns:a="http://schemas.openxmlformats.org/drawingml/2006/main"/>
-                </wp:cNvGraphicFramePr>
-                <a:graphic xmlns:a="http://schemas.openxmlformats.org/drawingml/2006/main">
-                  <a:graphicData uri="http://schemas.microsoft.com/office/word/2010/wordprocessingShape">
-                    <wps:wsp>
-                      <wps:cNvSpPr txBox="1">
-                        <a:spLocks noChangeArrowheads="1"/>
-                      </wps:cNvSpPr>
-                      <wps:spPr bwMode="auto">
-                        <a:xfrm>
-                          <a:off x="0" y="0"/>
-                          <a:ext cx="1363980" cy="102235"/>
-                        </a:xfrm>
-                        <a:prstGeom prst="rect">
-                          <a:avLst/>
-                        </a:prstGeom>
-                        <a:noFill/>
-                        <a:ln w="9525">
-                          <a:noFill/>
-                          <a:miter lim="800000"/>
-                          <a:headEnd/>
-                          <a:tailEnd/>
-                        </a:ln>
-                      </wps:spPr>
-                      <wps:txbx>
-                        <w:txbxContent>
-                          <w:p>
-                            <w:pPr>
-                              <w:jc w:val="center"/>
-                              <w:rPr>
-                                <w:spacing w:val="-4"/>
-                                <w:sz w:val="10"/>
-                                <w:szCs w:val="10"/>
-                              </w:rPr>
-                            </w:pPr>
-                            <w:r>
-                              <w:rPr>
-                                <w:spacing w:val="-4"/>
-                                <w:sz w:val="10"/>
-                                <w:szCs w:val="10"/>
-                              </w:rPr>
-                              <w:t>PLEASE CONTACT</w:t>
-                            </w:r>
-                          </w:p>
-                        </w:txbxContent>
-                      </wps:txbx>
-                      <wps:bodyPr rot="0" vert="horz" wrap="square" lIns="0" tIns="0" rIns="0" bIns="0" anchor="t" anchorCtr="0">
-                        <a:noAutofit/>
-                      </wps:bodyPr>
-                    </wps:wsp>
-                  </a:graphicData>
-                </a:graphic>
-                <wp14:sizeRelH relativeFrom="margin">
-                  <wp14:pctWidth>0</wp14:pctWidth>
-                </wp14:sizeRelH>
-                <wp14:sizeRelV relativeFrom="margin">
-                  <wp14:pctHeight>0</wp14:pctHeight>
-                </wp14:sizeRelV>
-              </wp:anchor>
-            </w:drawing>
-          </mc:Choice>
-          <mc:Fallback>
-            <w:pict>
-              <v:shape w14:anchorId="69B45CCF" id="_x0000_s1028" type="#_x0000_t202" style="position:absolute;margin-left:504.2pt;margin-top:116.1pt;width:107.4pt;height:8.05pt;z-index:251683840;visibility:visible;mso-wrap-style:square;mso-width-percent:0;mso-height-percent:0;mso-wrap-distance-left:9pt;mso-wrap-distance-top:3.6pt;mso-wrap-distance-right:9pt;mso-wrap-distance-bottom:3.6pt;mso-position-horizontal:absolute;mso-position-horizontal-relative:text;mso-position-vertical:absolute;mso-position-vertical-relative:text;mso-width-percent:0;mso-height-percent:0;mso-width-relative:margin;mso-height-relative:margin;v-text-anchor:top" o:gfxdata="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" filled="f" stroked="f">
-                <v:textbox inset="0,0,0,0">
-                  <w:txbxContent>
-                    <w:p>
-                      <w:pPr>
-                        <w:jc w:val="center"/>
-                        <w:rPr>
-                          <w:spacing w:val="-4"/>
-                          <w:sz w:val="10"/>
-                          <w:szCs w:val="10"/>
-                        </w:rPr>
-                      </w:pPr>
-                      <w:r>
-                        <w:rPr>
-                          <w:spacing w:val="-4"/>
-                          <w:sz w:val="10"/>
-                          <w:szCs w:val="10"/>
-                        </w:rPr>
-                        <w:t>PLEASE CONTACT</w:t>
-                      </w:r>
-                    </w:p>
-                  </w:txbxContent>
-                </v:textbox>
-                <w10:wrap type="square"/>
-              </v:shape>
-            </w:pict>
-          </mc:Fallback>
-        </mc:AlternateContent>
-      </w:r>
-      <w:r>
-        <w:rPr>
-          <w:noProof/>
-        </w:rPr>
-        <mc:AlternateContent>
-          <mc:Choice Requires="wps">
-            <w:drawing>
-              <wp:anchor distT="45720" distB="45720" distL="114300" distR="114300" simplePos="0" relativeHeight="251675648" behindDoc="0" locked="0" layoutInCell="1" allowOverlap="1" wp14:anchorId="5DDDD3EE" wp14:editId="5ABB40AE">
+              <wp:anchor distT="45720" distB="45720" distL="114300" distR="114300" simplePos="0" relativeHeight="251675648" behindDoc="0" locked="0" layoutInCell="1" allowOverlap="1" wp14:anchorId="5DDDD3EE" wp14:editId="370E41BD">
                 <wp:simplePos x="0" y="0"/>
                 <wp:positionH relativeFrom="column">
                   <wp:posOffset>5060950</wp:posOffset>
@@ -659,7 +459,7 @@
           </mc:Choice>
           <mc:Fallback>
             <w:pict>
-              <v:shape w14:anchorId="5DDDD3EE" id="_x0000_s1029" type="#_x0000_t202" style="position:absolute;margin-left:398.5pt;margin-top:135.65pt;width:320.35pt;height:12pt;z-index:251675648;visibility:visible;mso-wrap-style:square;mso-width-percent:0;mso-height-percent:0;mso-wrap-distance-left:9pt;mso-wrap-distance-top:3.6pt;mso-wrap-distance-right:9pt;mso-wrap-distance-bottom:3.6pt;mso-position-horizontal:absolute;mso-position-horizontal-relative:text;mso-position-vertical:absolute;mso-position-vertical-relative:text;mso-width-percent:0;mso-height-percent:0;mso-width-relative:margin;mso-height-relative:margin;v-text-anchor:top" o:gfxdata="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" filled="f" stroked="f">
+              <v:shape w14:anchorId="5DDDD3EE" id="_x0000_s1028" type="#_x0000_t202" style="position:absolute;margin-left:398.5pt;margin-top:135.65pt;width:320.35pt;height:12pt;z-index:251675648;visibility:visible;mso-wrap-style:square;mso-width-percent:0;mso-height-percent:0;mso-wrap-distance-left:9pt;mso-wrap-distance-top:3.6pt;mso-wrap-distance-right:9pt;mso-wrap-distance-bottom:3.6pt;mso-position-horizontal:absolute;mso-position-horizontal-relative:text;mso-position-vertical:absolute;mso-position-vertical-relative:text;mso-width-percent:0;mso-height-percent:0;mso-width-relative:margin;mso-height-relative:margin;v-text-anchor:top" o:gfxdata="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" filled="f" stroked="f">
                 <v:textbox inset="0,0,0,0">
                   <w:txbxContent>
                     <w:p>
@@ -1010,7 +810,7 @@
                                     </pic:cNvPicPr>
                                   </pic:nvPicPr>
                                   <pic:blipFill>
-                                    <a:blip r:embed="rId6">
+                                    <a:blip r:embed="rId7">
                                       <a:extLst>
                                         <a:ext uri="{28A0092B-C50C-407E-A947-70E740481C1C}">
                                           <a14:useLocalDpi xmlns:a14="http://schemas.microsoft.com/office/drawing/2010/main" val="0"/>
